--- a/assets/docs/lop3/Tieng Anh - Lop 3.docx
+++ b/assets/docs/lop3/Tieng Anh - Lop 3.docx
@@ -623,7 +623,7 @@
                 <w:i w:val="0"/>
                 <w:sz w:val="18"/>
               </w:rPr>
-              <w:t>Digital competence 1.1 CB1b: Pupils look at the e-book on the TV, point out the Units and Lessons and say the name of the part they are going to learn</w:t>
+              <w:t>Digital Competence (1.1CB1a): Identify information needs about the subject (units, lessons, icons) through the use of e-books and presentation slides</w:t>
             </w:r>
           </w:p>
         </w:tc>
@@ -3860,7 +3860,7 @@
                 <w:i w:val="0"/>
                 <w:sz w:val="18"/>
               </w:rPr>
-              <w:t>Digital competence Domain 1 (Basic, level 1): To start Unit 5 My hobbies, the teacher shows a set of hobby pictures with model audio files; pupils listen, then match the names of the hobbies with the pictures; Digital competence Domain 2 (Basic, level 1): The teacher shows the class survey table of hobbies; each pair asks and answers in English and then reads out the answers for the teacher to tick in the table; Life skills: Communication skills: confidently greet others and introduce themselves in simple sentences</w:t>
+              <w:t>Digital competence Domain 1 (Basic, level 1): To start Unit 5 My hobbies, the teacher shows a set of hobby pictures with model audio files; pupils listen, then match the names of the hobbies with the pictures; Digital competence Domain 2 (Basic, level 1): T displays a class hobby survey table; pairs ask and answer and T ticks their answers; the class says a sentence about the most popular hobby; Life skills: Communication skills: confidently greet others and introduce themselves in simple sentences</w:t>
             </w:r>
           </w:p>
         </w:tc>
